--- a/templates/cv_template_with_summary.docx
+++ b/templates/cv_template_with_summary.docx
@@ -54,6 +54,57 @@
           <w:rtl w:val="0"/>
         </w:rPr>
         <w:t xml:space="preserve"> }}</w:t>
+      </w:r>
+    </w:p>
+    <w:p>
+      <w:pPr>
+        <w:widowControl w:val="0"/>
+        <w:spacing w:line="256" w:lineRule="auto"/>
+        <w:jc w:val="center"/>
+        <w:rPr>
+          <w:rFonts w:ascii="Calibri" w:hAnsi="Calibri" w:eastAsia="Calibri" w:cs="Calibri"/>
+        </w:rPr>
+      </w:pPr>
+      <w:r>
+        <w:rPr>
+          <w:rFonts w:ascii="Calibri" w:hAnsi="Calibri" w:eastAsia="Calibri" w:cs="Calibri"/>
+          <w:rtl w:val="0"/>
+        </w:rPr>
+        <w:t xml:space="preserve">{%p if availability %}</w:t>
+      </w:r>
+    </w:p>
+    <w:p>
+      <w:pPr>
+        <w:widowControl w:val="0"/>
+        <w:spacing w:line="256" w:lineRule="auto"/>
+        <w:jc w:val="center"/>
+        <w:rPr>
+          <w:rFonts w:ascii="Calibri" w:hAnsi="Calibri" w:eastAsia="Calibri" w:cs="Calibri"/>
+        </w:rPr>
+      </w:pPr>
+      <w:r>
+        <w:rPr>
+          <w:rFonts w:ascii="Calibri" w:hAnsi="Calibri" w:eastAsia="Calibri" w:cs="Calibri"/>
+          <w:rtl w:val="0"/>
+        </w:rPr>
+        <w:t xml:space="preserve">{{ availability }}</w:t>
+      </w:r>
+    </w:p>
+    <w:p>
+      <w:pPr>
+        <w:widowControl w:val="0"/>
+        <w:spacing w:line="256" w:lineRule="auto"/>
+        <w:jc w:val="center"/>
+        <w:rPr>
+          <w:rFonts w:ascii="Calibri" w:hAnsi="Calibri" w:eastAsia="Calibri" w:cs="Calibri"/>
+        </w:rPr>
+      </w:pPr>
+      <w:r>
+        <w:rPr>
+          <w:rFonts w:ascii="Calibri" w:hAnsi="Calibri" w:eastAsia="Calibri" w:cs="Calibri"/>
+          <w:rtl w:val="0"/>
+        </w:rPr>
+        <w:t xml:space="preserve">{%p endif %}</w:t>
       </w:r>
     </w:p>
     <w:p>
